--- a/06_可直接打开的Word版/04_SPSS操作__03_SPSS操作题答题模板.docx
+++ b/06_可直接打开的Word版/04_SPSS操作__03_SPSS操作题答题模板.docx
@@ -3,11 +3,11 @@
 <w:document xmlns:wpc="http://schemas.microsoft.com/office/word/2010/wordprocessingCanvas" xmlns:mo="http://schemas.microsoft.com/office/mac/office/2008/main" xmlns:mc="http://schemas.openxmlformats.org/markup-compatibility/2006" xmlns:mv="urn:schemas-microsoft-com:mac:vml" xmlns:o="urn:schemas-microsoft-com:office:office" xmlns:r="http://schemas.openxmlformats.org/officeDocument/2006/relationships" xmlns:m="http://schemas.openxmlformats.org/officeDocument/2006/math" xmlns:v="urn:schemas-microsoft-com:vml" xmlns:wp14="http://schemas.microsoft.com/office/word/2010/wordprocessingDrawing" xmlns:wp="http://schemas.openxmlformats.org/drawingml/2006/wordprocessingDrawing" xmlns:w10="urn:schemas-microsoft-com:office:word" xmlns:w="http://schemas.openxmlformats.org/wordprocessingml/2006/main" xmlns:w14="http://schemas.microsoft.com/office/word/2010/wordml" xmlns:wpg="http://schemas.microsoft.com/office/word/2010/wordprocessingGroup" xmlns:wpi="http://schemas.microsoft.com/office/word/2010/wordprocessingInk" xmlns:wne="http://schemas.microsoft.com/office/word/2006/wordml" xmlns:wps="http://schemas.microsoft.com/office/word/2010/wordprocessingShape" mc:Ignorable="w14 wp14">
   <w:body>
     <w:p>
-      <w:pPr>
-        <w:pStyle w:val="Heading1"/>
-      </w:pPr>
       <w:r>
-        <w:t>SPSS操作题答题模板</w:t>
+        <w:rPr>
+          <w:rFonts w:ascii="Microsoft YaHei" w:hAnsi="Microsoft YaHei" w:eastAsia="Microsoft YaHei"/>
+        </w:rPr>
+        <w:t>﻿# SPSS操作题答题模板</w:t>
       </w:r>
     </w:p>
     <w:p/>
@@ -27,7 +27,6 @@
       <w:r>
         <w:rPr>
           <w:rFonts w:ascii="Microsoft YaHei" w:hAnsi="Microsoft YaHei" w:eastAsia="Microsoft YaHei"/>
-          <w:sz w:val="22"/>
         </w:rPr>
         <w:t>判断资料类型：计量、计数、等级。</w:t>
       </w:r>
@@ -39,7 +38,6 @@
       <w:r>
         <w:rPr>
           <w:rFonts w:ascii="Microsoft YaHei" w:hAnsi="Microsoft YaHei" w:eastAsia="Microsoft YaHei"/>
-          <w:sz w:val="22"/>
         </w:rPr>
         <w:t>判断设计类型：独立、配对、多组、多因素。</w:t>
       </w:r>
@@ -51,7 +49,6 @@
       <w:r>
         <w:rPr>
           <w:rFonts w:ascii="Microsoft YaHei" w:hAnsi="Microsoft YaHei" w:eastAsia="Microsoft YaHei"/>
-          <w:sz w:val="22"/>
         </w:rPr>
         <w:t>选择统计方法并写出SPSS菜单。</w:t>
       </w:r>
@@ -63,7 +60,6 @@
       <w:r>
         <w:rPr>
           <w:rFonts w:ascii="Microsoft YaHei" w:hAnsi="Microsoft YaHei" w:eastAsia="Microsoft YaHei"/>
-          <w:sz w:val="22"/>
         </w:rPr>
         <w:t>看输出表的P值，写结论。</w:t>
       </w:r>
@@ -82,7 +78,6 @@
       <w:r>
         <w:rPr>
           <w:rFonts w:ascii="Microsoft YaHei" w:hAnsi="Microsoft YaHei" w:eastAsia="Microsoft YaHei"/>
-          <w:sz w:val="22"/>
         </w:rPr>
         <w:t>`采用……检验，结果显示 P=……。按 α=0.05 水准，P&lt;0.05，差异有统计学意义；P≥0.05，差异无统计学意义。`</w:t>
       </w:r>
@@ -92,7 +87,6 @@
       <w:r>
         <w:rPr>
           <w:rFonts w:ascii="Microsoft YaHei" w:hAnsi="Microsoft YaHei" w:eastAsia="Microsoft YaHei"/>
-          <w:sz w:val="22"/>
         </w:rPr>
         <w:t>考试时不要写太花，稳稳写清楚“方法、P值、结论”。</w:t>
       </w:r>
@@ -120,7 +114,6 @@
       <w:r>
         <w:rPr>
           <w:rFonts w:ascii="Microsoft YaHei" w:hAnsi="Microsoft YaHei" w:eastAsia="Microsoft YaHei"/>
-          <w:sz w:val="22"/>
         </w:rPr>
         <w:t>资料类型：计量资料。</w:t>
       </w:r>
@@ -129,7 +122,6 @@
       <w:r>
         <w:rPr>
           <w:rFonts w:ascii="Microsoft YaHei" w:hAnsi="Microsoft YaHei" w:eastAsia="Microsoft YaHei"/>
-          <w:sz w:val="22"/>
         </w:rPr>
         <w:t>SPSS菜单：Analyze &gt; Descriptive Statistics &gt; Explore。</w:t>
       </w:r>
@@ -138,7 +130,6 @@
       <w:r>
         <w:rPr>
           <w:rFonts w:ascii="Microsoft YaHei" w:hAnsi="Microsoft YaHei" w:eastAsia="Microsoft YaHei"/>
-          <w:sz w:val="22"/>
         </w:rPr>
         <w:t>报告：</w:t>
       </w:r>
@@ -148,7 +139,6 @@
       <w:r>
         <w:rPr>
           <w:rFonts w:ascii="Microsoft YaHei" w:hAnsi="Microsoft YaHei" w:eastAsia="Microsoft YaHei"/>
-          <w:sz w:val="22"/>
         </w:rPr>
         <w:t>`该变量均数为……，标准差为……。若资料偏态，则报告中位数……和四分位数间距……。`</w:t>
       </w:r>
@@ -167,7 +157,6 @@
       <w:r>
         <w:rPr>
           <w:rFonts w:ascii="Microsoft YaHei" w:hAnsi="Microsoft YaHei" w:eastAsia="Microsoft YaHei"/>
-          <w:sz w:val="22"/>
         </w:rPr>
         <w:t>资料类型：两独立组计量资料。</w:t>
       </w:r>
@@ -176,7 +165,6 @@
       <w:r>
         <w:rPr>
           <w:rFonts w:ascii="Microsoft YaHei" w:hAnsi="Microsoft YaHei" w:eastAsia="Microsoft YaHei"/>
-          <w:sz w:val="22"/>
         </w:rPr>
         <w:t>SPSS菜单：Analyze &gt; Compare Means &gt; Independent-Samples T Test。</w:t>
       </w:r>
@@ -185,7 +173,6 @@
       <w:r>
         <w:rPr>
           <w:rFonts w:ascii="Microsoft YaHei" w:hAnsi="Microsoft YaHei" w:eastAsia="Microsoft YaHei"/>
-          <w:sz w:val="22"/>
         </w:rPr>
         <w:t>输出阅读：</w:t>
       </w:r>
@@ -198,7 +185,6 @@
       <w:r>
         <w:rPr>
           <w:rFonts w:ascii="Microsoft YaHei" w:hAnsi="Microsoft YaHei" w:eastAsia="Microsoft YaHei"/>
-          <w:sz w:val="22"/>
         </w:rPr>
         <w:t>Levene方差齐性检验 P&gt;0.05：看 Equal variances assumed。</w:t>
       </w:r>
@@ -210,7 +196,6 @@
       <w:r>
         <w:rPr>
           <w:rFonts w:ascii="Microsoft YaHei" w:hAnsi="Microsoft YaHei" w:eastAsia="Microsoft YaHei"/>
-          <w:sz w:val="22"/>
         </w:rPr>
         <w:t>Levene方差齐性检验 P&lt;0.05：看 Equal variances not assumed。</w:t>
       </w:r>
@@ -220,7 +205,6 @@
       <w:r>
         <w:rPr>
           <w:rFonts w:ascii="Microsoft YaHei" w:hAnsi="Microsoft YaHei" w:eastAsia="Microsoft YaHei"/>
-          <w:sz w:val="22"/>
         </w:rPr>
         <w:t>报告：</w:t>
       </w:r>
@@ -230,7 +214,6 @@
       <w:r>
         <w:rPr>
           <w:rFonts w:ascii="Microsoft YaHei" w:hAnsi="Microsoft YaHei" w:eastAsia="Microsoft YaHei"/>
-          <w:sz w:val="22"/>
         </w:rPr>
         <w:t>`采用独立样本t检验比较两组均数。结果显示 P=……，按 α=0.05 水准，差异有/无统计学意义。`</w:t>
       </w:r>
@@ -249,7 +232,6 @@
       <w:r>
         <w:rPr>
           <w:rFonts w:ascii="Microsoft YaHei" w:hAnsi="Microsoft YaHei" w:eastAsia="Microsoft YaHei"/>
-          <w:sz w:val="22"/>
         </w:rPr>
         <w:t>资料类型：同一对象前后或配对设计计量资料。</w:t>
       </w:r>
@@ -258,7 +240,6 @@
       <w:r>
         <w:rPr>
           <w:rFonts w:ascii="Microsoft YaHei" w:hAnsi="Microsoft YaHei" w:eastAsia="Microsoft YaHei"/>
-          <w:sz w:val="22"/>
         </w:rPr>
         <w:t>SPSS菜单：Analyze &gt; Compare Means &gt; Paired-Samples T Test。</w:t>
       </w:r>
@@ -267,7 +248,6 @@
       <w:r>
         <w:rPr>
           <w:rFonts w:ascii="Microsoft YaHei" w:hAnsi="Microsoft YaHei" w:eastAsia="Microsoft YaHei"/>
-          <w:sz w:val="22"/>
         </w:rPr>
         <w:t>报告：</w:t>
       </w:r>
@@ -277,7 +257,6 @@
       <w:r>
         <w:rPr>
           <w:rFonts w:ascii="Microsoft YaHei" w:hAnsi="Microsoft YaHei" w:eastAsia="Microsoft YaHei"/>
-          <w:sz w:val="22"/>
         </w:rPr>
         <w:t>`采用配对t检验比较处理前后均数。结果显示 P=……，差异有/无统计学意义。`</w:t>
       </w:r>
@@ -296,7 +275,6 @@
       <w:r>
         <w:rPr>
           <w:rFonts w:ascii="Microsoft YaHei" w:hAnsi="Microsoft YaHei" w:eastAsia="Microsoft YaHei"/>
-          <w:sz w:val="22"/>
         </w:rPr>
         <w:t>资料类型：三组及以上计量资料。</w:t>
       </w:r>
@@ -305,7 +283,6 @@
       <w:r>
         <w:rPr>
           <w:rFonts w:ascii="Microsoft YaHei" w:hAnsi="Microsoft YaHei" w:eastAsia="Microsoft YaHei"/>
-          <w:sz w:val="22"/>
         </w:rPr>
         <w:t>SPSS菜单：Analyze &gt; Compare Means &gt; One-Way ANOVA。</w:t>
       </w:r>
@@ -314,7 +291,6 @@
       <w:r>
         <w:rPr>
           <w:rFonts w:ascii="Microsoft YaHei" w:hAnsi="Microsoft YaHei" w:eastAsia="Microsoft YaHei"/>
-          <w:sz w:val="22"/>
         </w:rPr>
         <w:t>报告：</w:t>
       </w:r>
@@ -324,7 +300,6 @@
       <w:r>
         <w:rPr>
           <w:rFonts w:ascii="Microsoft YaHei" w:hAnsi="Microsoft YaHei" w:eastAsia="Microsoft YaHei"/>
-          <w:sz w:val="22"/>
         </w:rPr>
         <w:t>`采用单因素方差分析比较多组均数。结果显示 P=……，说明各组总体均数差异有/无统计学意义。`</w:t>
       </w:r>
@@ -334,7 +309,6 @@
       <w:r>
         <w:rPr>
           <w:rFonts w:ascii="Microsoft YaHei" w:hAnsi="Microsoft YaHei" w:eastAsia="Microsoft YaHei"/>
-          <w:sz w:val="22"/>
         </w:rPr>
         <w:t>如果 P&lt;0.05：</w:t>
       </w:r>
@@ -344,7 +318,6 @@
       <w:r>
         <w:rPr>
           <w:rFonts w:ascii="Microsoft YaHei" w:hAnsi="Microsoft YaHei" w:eastAsia="Microsoft YaHei"/>
-          <w:sz w:val="22"/>
         </w:rPr>
         <w:t>`进一步进行两两比较，以判断具体哪些组之间存在差异。`</w:t>
       </w:r>
@@ -363,7 +336,6 @@
       <w:r>
         <w:rPr>
           <w:rFonts w:ascii="Microsoft YaHei" w:hAnsi="Microsoft YaHei" w:eastAsia="Microsoft YaHei"/>
-          <w:sz w:val="22"/>
         </w:rPr>
         <w:t>资料类型：两个分类变量。</w:t>
       </w:r>
@@ -372,7 +344,6 @@
       <w:r>
         <w:rPr>
           <w:rFonts w:ascii="Microsoft YaHei" w:hAnsi="Microsoft YaHei" w:eastAsia="Microsoft YaHei"/>
-          <w:sz w:val="22"/>
         </w:rPr>
         <w:t>SPSS菜单：Analyze &gt; Descriptive Statistics &gt; Crosstabs。</w:t>
       </w:r>
@@ -381,7 +352,6 @@
       <w:r>
         <w:rPr>
           <w:rFonts w:ascii="Microsoft YaHei" w:hAnsi="Microsoft YaHei" w:eastAsia="Microsoft YaHei"/>
-          <w:sz w:val="22"/>
         </w:rPr>
         <w:t>报告：</w:t>
       </w:r>
@@ -391,7 +361,6 @@
       <w:r>
         <w:rPr>
           <w:rFonts w:ascii="Microsoft YaHei" w:hAnsi="Microsoft YaHei" w:eastAsia="Microsoft YaHei"/>
-          <w:sz w:val="22"/>
         </w:rPr>
         <w:t>`采用χ²检验分析两个分类变量之间的关系。Pearson χ²检验 P=……，按 α=0.05 水准，差异有/无统计学意义。`</w:t>
       </w:r>
@@ -410,7 +379,6 @@
       <w:r>
         <w:rPr>
           <w:rFonts w:ascii="Microsoft YaHei" w:hAnsi="Microsoft YaHei" w:eastAsia="Microsoft YaHei"/>
-          <w:sz w:val="22"/>
         </w:rPr>
         <w:t>资料类型：偏态计量资料、等级资料、或不满足参数检验条件。</w:t>
       </w:r>
@@ -419,7 +387,6 @@
       <w:r>
         <w:rPr>
           <w:rFonts w:ascii="Microsoft YaHei" w:hAnsi="Microsoft YaHei" w:eastAsia="Microsoft YaHei"/>
-          <w:sz w:val="22"/>
         </w:rPr>
         <w:t>SPSS菜单：Analyze &gt; Nonparametric Tests &gt; Legacy Dialogs。</w:t>
       </w:r>
@@ -428,7 +395,6 @@
       <w:r>
         <w:rPr>
           <w:rFonts w:ascii="Microsoft YaHei" w:hAnsi="Microsoft YaHei" w:eastAsia="Microsoft YaHei"/>
-          <w:sz w:val="22"/>
         </w:rPr>
         <w:t>报告：</w:t>
       </w:r>
@@ -438,7 +404,6 @@
       <w:r>
         <w:rPr>
           <w:rFonts w:ascii="Microsoft YaHei" w:hAnsi="Microsoft YaHei" w:eastAsia="Microsoft YaHei"/>
-          <w:sz w:val="22"/>
         </w:rPr>
         <w:t>`采用……秩和检验。结果显示 P=……，差异有/无统计学意义。`</w:t>
       </w:r>
@@ -457,7 +422,6 @@
       <w:r>
         <w:rPr>
           <w:rFonts w:ascii="Microsoft YaHei" w:hAnsi="Microsoft YaHei" w:eastAsia="Microsoft YaHei"/>
-          <w:sz w:val="22"/>
         </w:rPr>
         <w:t>资料类型：两个计量变量。</w:t>
       </w:r>
@@ -466,7 +430,6 @@
       <w:r>
         <w:rPr>
           <w:rFonts w:ascii="Microsoft YaHei" w:hAnsi="Microsoft YaHei" w:eastAsia="Microsoft YaHei"/>
-          <w:sz w:val="22"/>
         </w:rPr>
         <w:t>SPSS菜单：Analyze &gt; Correlate &gt; Bivariate。</w:t>
       </w:r>
@@ -475,7 +438,6 @@
       <w:r>
         <w:rPr>
           <w:rFonts w:ascii="Microsoft YaHei" w:hAnsi="Microsoft YaHei" w:eastAsia="Microsoft YaHei"/>
-          <w:sz w:val="22"/>
         </w:rPr>
         <w:t>报告：</w:t>
       </w:r>
@@ -485,7 +447,6 @@
       <w:r>
         <w:rPr>
           <w:rFonts w:ascii="Microsoft YaHei" w:hAnsi="Microsoft YaHei" w:eastAsia="Microsoft YaHei"/>
-          <w:sz w:val="22"/>
         </w:rPr>
         <w:t>`Pearson相关分析显示 r=……，P=……。两变量之间存在/不存在统计学相关。`</w:t>
       </w:r>
@@ -504,7 +465,6 @@
       <w:r>
         <w:rPr>
           <w:rFonts w:ascii="Microsoft YaHei" w:hAnsi="Microsoft YaHei" w:eastAsia="Microsoft YaHei"/>
-          <w:sz w:val="22"/>
         </w:rPr>
         <w:t>资料类型：因变量为计量资料。</w:t>
       </w:r>
@@ -513,7 +473,6 @@
       <w:r>
         <w:rPr>
           <w:rFonts w:ascii="Microsoft YaHei" w:hAnsi="Microsoft YaHei" w:eastAsia="Microsoft YaHei"/>
-          <w:sz w:val="22"/>
         </w:rPr>
         <w:t>SPSS菜单：Analyze &gt; Regression &gt; Linear。</w:t>
       </w:r>
@@ -522,7 +481,6 @@
       <w:r>
         <w:rPr>
           <w:rFonts w:ascii="Microsoft YaHei" w:hAnsi="Microsoft YaHei" w:eastAsia="Microsoft YaHei"/>
-          <w:sz w:val="22"/>
         </w:rPr>
         <w:t>报告：</w:t>
       </w:r>
@@ -532,7 +490,6 @@
       <w:r>
         <w:rPr>
           <w:rFonts w:ascii="Microsoft YaHei" w:hAnsi="Microsoft YaHei" w:eastAsia="Microsoft YaHei"/>
-          <w:sz w:val="22"/>
         </w:rPr>
         <w:t>`线性回归结果显示模型 P=……，R²=……。自变量……的回归系数 B=……，P=……，提示其对因变量有/无统计学影响。`</w:t>
       </w:r>
@@ -551,7 +508,6 @@
       <w:r>
         <w:rPr>
           <w:rFonts w:ascii="Microsoft YaHei" w:hAnsi="Microsoft YaHei" w:eastAsia="Microsoft YaHei"/>
-          <w:sz w:val="22"/>
         </w:rPr>
         <w:t>资料类型：因变量为二分类变量。</w:t>
       </w:r>
@@ -560,7 +516,6 @@
       <w:r>
         <w:rPr>
           <w:rFonts w:ascii="Microsoft YaHei" w:hAnsi="Microsoft YaHei" w:eastAsia="Microsoft YaHei"/>
-          <w:sz w:val="22"/>
         </w:rPr>
         <w:t>SPSS菜单：Analyze &gt; Regression &gt; Binary Logistic。</w:t>
       </w:r>
@@ -569,7 +524,6 @@
       <w:r>
         <w:rPr>
           <w:rFonts w:ascii="Microsoft YaHei" w:hAnsi="Microsoft YaHei" w:eastAsia="Microsoft YaHei"/>
-          <w:sz w:val="22"/>
         </w:rPr>
         <w:t>报告：</w:t>
       </w:r>
@@ -579,7 +533,6 @@
       <w:r>
         <w:rPr>
           <w:rFonts w:ascii="Microsoft YaHei" w:hAnsi="Microsoft YaHei" w:eastAsia="Microsoft YaHei"/>
-          <w:sz w:val="22"/>
         </w:rPr>
         <w:t>`Logistic回归结果显示，自变量……的 OR=……，P=……。按 α=0.05 水准，该因素与结局发生有/无统计学关联。`</w:t>
       </w:r>
@@ -960,7 +913,7 @@
     <w:rsid w:val="00FC693F"/>
     <w:rPr>
       <w:rFonts w:ascii="Microsoft YaHei" w:hAnsi="Microsoft YaHei" w:eastAsia="Microsoft YaHei"/>
-      <w:sz w:val="22"/>
+      <w:sz w:val="21"/>
     </w:rPr>
   </w:style>
   <w:style w:type="paragraph" w:styleId="Header">
